--- a/en/wisdom-stories/seeing-without-understanding.docx
+++ b/en/wisdom-stories/seeing-without-understanding.docx
@@ -48,7 +48,7 @@
         <w:rPr>
           <w:lang/>
         </w:rPr>
-        <w:t xml:space="preserve"> Truly seeing takes attention, reflection, and compassion. It means understanding what you notice and caring about the suffering you recognise.</w:t>
+        <w:t xml:space="preserve"> Truly seeing takes attention, reflection, and compassion. It means understanding what you notice and caring about the suffering you recognize.</w:t>
       </w:r>
     </w:p>
     <w:p>
